--- a/backend/data/corpus/DOC-20250314-174.docx
+++ b/backend/data/corpus/DOC-20250314-174.docx
@@ -63,7 +63,7 @@
           <w:b/>
           <w:sz w:val="21"/>
         </w:rPr>
-        <w:t>Adaeze Brannigan, MD, Foxglove Health Neurology, Springfield, MO (RSM)</w:t>
+        <w:t>Gemma Thistlewood, MD, Beacon Hill Neurology Associates, Mobile, AL (RSM)</w:t>
       </w:r>
     </w:p>
     <w:p>
@@ -71,7 +71,7 @@
         <w:rPr>
           <w:sz w:val="21"/>
         </w:rPr>
-        <w:t>&gt; Stopped by in the back office for a full conversation.</w:t>
+        <w:t>&gt; A full conversation in the corridor, mostly logistics.</w:t>
       </w:r>
     </w:p>
     <w:p>
@@ -79,7 +79,7 @@
         <w:rPr>
           <w:sz w:val="21"/>
         </w:rPr>
-        <w:t>&gt; Most of the discussion was about the phone triage line, which is being piloted this quarter.</w:t>
+        <w:t>&gt; The prior-authorization workflow changed again last month, and that took up the first part of the conversation.</w:t>
       </w:r>
     </w:p>
     <w:p>
@@ -87,7 +87,7 @@
         <w:rPr>
           <w:sz w:val="21"/>
         </w:rPr>
-        <w:t>&gt; Titration scheduling is handled by nursing staff, which the practice finds workable.</w:t>
+        <w:t>&gt; The practice lost the clinic pharmacist and has not backfilled, so routine follow-up slots keeps slipping.</w:t>
       </w:r>
     </w:p>
     <w:p>
@@ -95,7 +95,7 @@
         <w:rPr>
           <w:sz w:val="21"/>
         </w:rPr>
-        <w:t>&gt; Closed there — no materials requested.</w:t>
+        <w:t>&gt; Asked whether I would be at the meeting later this year.</w:t>
       </w:r>
     </w:p>
     <w:p>
@@ -103,7 +103,7 @@
         <w:rPr>
           <w:sz w:val="21"/>
         </w:rPr>
-        <w:t>&gt; Asked about my travel schedule, since visits keep landing on the busiest clinic days.</w:t>
+        <w:t>&gt; Closed there — nothing that needed follow-up.</w:t>
       </w:r>
     </w:p>
     <w:p>
@@ -119,7 +119,7 @@
           <w:b/>
           <w:sz w:val="21"/>
         </w:rPr>
-        <w:t>Caleb Munson, MD, Cedar Ridge Medical Group, Springfield, IL (AR)</w:t>
+        <w:t>Arvind Pemberton, MD, Saltmarsh Neurological Care Center, Madison, WI (AR)</w:t>
       </w:r>
     </w:p>
     <w:p>
@@ -127,7 +127,7 @@
         <w:rPr>
           <w:sz w:val="21"/>
         </w:rPr>
-        <w:t>&gt; Caught a short window over a quick coffee between patients.</w:t>
+        <w:t>&gt; A half-hour visit in the reading room; the schedule was tight.</w:t>
       </w:r>
     </w:p>
     <w:p>
@@ -135,7 +135,7 @@
         <w:rPr>
           <w:sz w:val="21"/>
         </w:rPr>
-        <w:t>&gt; Asked about my travel schedule, since visits keep landing on the busiest clinic days.</w:t>
+        <w:t>&gt; The practice lost a rotating resident and has not backfilled, so routine follow-up slots looks better than last year.</w:t>
       </w:r>
     </w:p>
     <w:p>
@@ -143,7 +143,15 @@
         <w:rPr>
           <w:sz w:val="21"/>
         </w:rPr>
-        <w:t>&gt; Mostly small talk about the program and the venue.</w:t>
+        <w:t>&gt; Described how the refractory group is triaged now compared with before.</w:t>
+      </w:r>
+    </w:p>
+    <w:p>
+      <w:r>
+        <w:rPr>
+          <w:sz w:val="21"/>
+        </w:rPr>
+        <w:t>&gt; The composition of long-standing patients has shifted over the last year or two.</w:t>
       </w:r>
     </w:p>
     <w:p>
@@ -167,7 +175,7 @@
         <w:rPr>
           <w:sz w:val="21"/>
         </w:rPr>
-        <w:t>&gt; Stopped by by the scheduling desk for a fragmented conversation.</w:t>
+        <w:t>&gt; A twenty-minute meeting in the conference room, first one this quarter.</w:t>
       </w:r>
     </w:p>
     <w:p>
@@ -175,7 +183,23 @@
         <w:rPr>
           <w:sz w:val="21"/>
         </w:rPr>
-        <w:t>&gt; Nothing actionable this visit. Safety items asked about and confirmed none.</w:t>
+        <w:t>&gt; Titration scheduling is handled by nursing staff, which the practice finds workable.</w:t>
+      </w:r>
+    </w:p>
+    <w:p>
+      <w:r>
+        <w:rPr>
+          <w:sz w:val="21"/>
+        </w:rPr>
+        <w:t>&gt; The practice lost a front-desk coordinator and has not backfilled, so the new-patient backlog is slowly recovering.</w:t>
+      </w:r>
+    </w:p>
+    <w:p>
+      <w:r>
+        <w:rPr>
+          <w:sz w:val="21"/>
+        </w:rPr>
+        <w:t>&gt; Closed there — nothing that needed follow-up.</w:t>
       </w:r>
     </w:p>
     <w:p>
@@ -199,7 +223,7 @@
           <w:b/>
           <w:sz w:val="21"/>
         </w:rPr>
-        <w:t>Rasmus Cavanaugh, MD, Bayview Health Neurology, Boise, ID (RSM)</w:t>
+        <w:t>Silvio Wycliffe, MD, Highmoor Health Neurology, Reno, NV (RSM)</w:t>
       </w:r>
     </w:p>
     <w:p>
@@ -207,7 +231,7 @@
         <w:rPr>
           <w:sz w:val="21"/>
         </w:rPr>
-        <w:t>&gt; Caught a productive window in the workroom between patients.</w:t>
+        <w:t>&gt; Stopped by in the corridor for a full conversation.</w:t>
       </w:r>
     </w:p>
     <w:p>
@@ -215,7 +239,7 @@
         <w:rPr>
           <w:sz w:val="21"/>
         </w:rPr>
-        <w:t>&gt; Asked whether I had seen a session summary from a colleague; I had not, and offered nothing in return.</w:t>
+        <w:t>&gt; Referenced a review that circulated on the service in passing.</w:t>
       </w:r>
     </w:p>
     <w:p>
@@ -223,7 +247,15 @@
         <w:rPr>
           <w:sz w:val="21"/>
         </w:rPr>
-        <w:t>&gt; Titration habits came up in general terms; no specifics were discussed and none were offered.</w:t>
+        <w:t>&gt; Left it at that, with a follow-up appointment to be scheduled.</w:t>
+      </w:r>
+    </w:p>
+    <w:p>
+      <w:r>
+        <w:rPr>
+          <w:sz w:val="21"/>
+        </w:rPr>
+        <w:t>&gt; The composition of the pediatric-to-adult transfers has shifted over the last year or two.</w:t>
       </w:r>
     </w:p>
     <w:p>
@@ -239,7 +271,7 @@
           <w:b/>
           <w:sz w:val="21"/>
         </w:rPr>
-        <w:t>Tobias Rusnak, MD, Sable Creek Medical Group, Akron, OH (AR)</w:t>
+        <w:t>Mairead Rusnak, MD, Foxglove Health Neurology, Portland, ME (AR)</w:t>
       </w:r>
     </w:p>
     <w:p>
@@ -247,15 +279,7 @@
         <w:rPr>
           <w:sz w:val="21"/>
         </w:rPr>
-        <w:t>&gt; Benefit verification is the step that most often delays a start here.</w:t>
-      </w:r>
-    </w:p>
-    <w:p>
-      <w:r>
-        <w:rPr>
-          <w:sz w:val="21"/>
-        </w:rPr>
-        <w:t>&gt; Titration habits came up in general terms; no specifics were discussed and none were offered.</w:t>
+        <w:t>&gt; An unexpectedly long visit in the workroom; the schedule was tight.</w:t>
       </w:r>
     </w:p>
     <w:p>
@@ -271,7 +295,15 @@
         <w:rPr>
           <w:sz w:val="21"/>
         </w:rPr>
-        <w:t>&gt; The scheduling system is still being sorted out, and that took up the first part of the conversation.</w:t>
+        <w:t>&gt; Mentioned a review that circulated on the service but did not raise any specific finding.</w:t>
+      </w:r>
+    </w:p>
+    <w:p>
+      <w:r>
+        <w:rPr>
+          <w:sz w:val="21"/>
+        </w:rPr>
+        <w:t>&gt; Spent some time on the surgical workup list and how workup decisions get sequenced.</w:t>
       </w:r>
     </w:p>
     <w:p>
@@ -287,7 +319,7 @@
           <w:b/>
           <w:sz w:val="21"/>
         </w:rPr>
-        <w:t>Bastian Pemberton, MD, Granite Bay Epilepsy Center, Jackson, MS (RSM)</w:t>
+        <w:t>Anouk Pemberton, MD, Windrow Neuroscience Center, Missoula, MT (RSM)</w:t>
       </w:r>
     </w:p>
     <w:p>
@@ -295,7 +327,7 @@
         <w:rPr>
           <w:sz w:val="21"/>
         </w:rPr>
-        <w:t>&gt; A fragmented meeting by the scheduling desk, first one this quarter.</w:t>
+        <w:t>&gt; Described how the pediatric-to-adult transfers is triaged now compared with before.</w:t>
       </w:r>
     </w:p>
     <w:p>
@@ -303,7 +335,7 @@
         <w:rPr>
           <w:sz w:val="21"/>
         </w:rPr>
-        <w:t>&gt; Talked through the older half of the panel in general terms, without any specific case.</w:t>
+        <w:t>&gt; Agreed to reconnect at the following quarter; no specific request.</w:t>
       </w:r>
     </w:p>
     <w:p>
@@ -311,7 +343,7 @@
         <w:rPr>
           <w:sz w:val="21"/>
         </w:rPr>
-        <w:t>&gt; Onboarding one of the nurse practitioners is the current preoccupation here.</w:t>
+        <w:t>&gt; Asked whether I had seen a review that circulated on the service; I had not, and offered nothing in return.</w:t>
       </w:r>
     </w:p>
     <w:p>
@@ -319,7 +351,7 @@
         <w:rPr>
           <w:sz w:val="21"/>
         </w:rPr>
-        <w:t>&gt; No materials requested this time. Asked about safety and confirmed nothing to report.</w:t>
+        <w:t>&gt; Compared notes on which sessions were worth the time.</w:t>
       </w:r>
     </w:p>
     <w:p>
@@ -335,7 +367,7 @@
           <w:b/>
           <w:sz w:val="21"/>
         </w:rPr>
-        <w:t>Arvind Calderwood, MD, Sandhill Neuroscience Center, Shreveport, LA (RSM)</w:t>
+        <w:t>Bastian Dellacroix, MD, Bluestem Comprehensive Epilepsy Clinic, Manchester, NH (RSM)</w:t>
       </w:r>
     </w:p>
     <w:p>
@@ -343,7 +375,7 @@
         <w:rPr>
           <w:sz w:val="21"/>
         </w:rPr>
-        <w:t>&gt; Caught an unexpectedly long window in the workroom between patients.</w:t>
+        <w:t>&gt; No product discussion. Safety items asked about and confirmed none.</w:t>
       </w:r>
     </w:p>
     <w:p>
@@ -351,7 +383,7 @@
         <w:rPr>
           <w:sz w:val="21"/>
         </w:rPr>
-        <w:t>&gt; The practice lost the clinic pharmacist and has not backfilled, so the new-patient backlog is slowly recovering.</w:t>
+        <w:t>&gt; Asked about my travel schedule, since visits keep landing on the busiest clinic days.</w:t>
       </w:r>
     </w:p>
     <w:p>
@@ -359,7 +391,7 @@
         <w:rPr>
           <w:sz w:val="21"/>
         </w:rPr>
-        <w:t>&gt; Onboarding a front-desk coordinator is the current preoccupation here.</w:t>
+        <w:t>&gt; Asked whether I would be at the meeting later this year.</w:t>
       </w:r>
     </w:p>
     <w:p>
@@ -367,7 +399,7 @@
         <w:rPr>
           <w:sz w:val="21"/>
         </w:rPr>
-        <w:t>&gt; Asked whether I had seen a session summary from a colleague; I had not, and offered nothing in return.</w:t>
+        <w:t>&gt; The composition of long-standing patients has shifted over the last year or two.</w:t>
       </w:r>
     </w:p>
     <w:p>
@@ -375,7 +407,7 @@
         <w:rPr>
           <w:sz w:val="21"/>
         </w:rPr>
-        <w:t>&gt; Described how the pediatric-to-adult transfers is triaged now compared with before.</w:t>
+        <w:t>&gt; Referenced a session summary from a colleague in passing.</w:t>
       </w:r>
     </w:p>
     <w:p>
@@ -391,7 +423,7 @@
           <w:b/>
           <w:sz w:val="21"/>
         </w:rPr>
-        <w:t>Malika Danforth, MD, Riverstone Comprehensive Epilepsy Clinic, Bakersfield, CA (RSM)</w:t>
+        <w:t>Quentin Grierson, MD, Northbrook Neurology Institute, Madison, WI (RSM)</w:t>
       </w:r>
     </w:p>
     <w:p>
@@ -399,7 +431,7 @@
         <w:rPr>
           <w:sz w:val="21"/>
         </w:rPr>
-        <w:t>&gt; Caught a compressed window in the corridor between patients.</w:t>
+        <w:t>&gt; A half-hour visit over a quick coffee; the schedule was tight.</w:t>
       </w:r>
     </w:p>
     <w:p>
@@ -407,7 +439,7 @@
         <w:rPr>
           <w:sz w:val="21"/>
         </w:rPr>
-        <w:t>&gt; Mentioned a guideline update discussed at journal club but did not raise any specific finding.</w:t>
+        <w:t>&gt; Onboarding the clinic pharmacist is the current preoccupation here.</w:t>
       </w:r>
     </w:p>
     <w:p>
@@ -415,7 +447,7 @@
         <w:rPr>
           <w:sz w:val="21"/>
         </w:rPr>
-        <w:t>&gt; Spent some time on long-standing patients and how workup decisions get sequenced.</w:t>
+        <w:t>&gt; The practice lost the clinic pharmacist and has not backfilled, so the new-patient backlog looks better than last year.</w:t>
       </w:r>
     </w:p>
     <w:p>
@@ -423,15 +455,7 @@
         <w:rPr>
           <w:sz w:val="21"/>
         </w:rPr>
-        <w:t>&gt; Described a preference for slower titration in general, unrelated to any particular patient.</w:t>
-      </w:r>
-    </w:p>
-    <w:p>
-      <w:r>
-        <w:rPr>
-          <w:sz w:val="21"/>
-        </w:rPr>
-        <w:t>&gt; Onboarding two medical assistants is the current preoccupation here.</w:t>
+        <w:t>&gt; The composition of long-standing patients has shifted over the last year or two.</w:t>
       </w:r>
     </w:p>
     <w:p>
